--- a/self-assessment/Professional Self-Assessment.docx
+++ b/self-assessment/Professional Self-Assessment.docx
@@ -376,13 +376,7 @@
         <w:rPr>
           <w:rFonts w:ascii="Times New Roman" w:hAnsi="Times New Roman" w:cs="Times New Roman"/>
         </w:rPr>
-        <w:t>The Animal Shelter Dashboard had the MongoDB username and password directly in the source code, and there also weren’t many rules at the database level stopping bad information from being stored.</w:t>
-      </w:r>
-      <w:r>
-        <w:rPr>
-          <w:rFonts w:ascii="Times New Roman" w:hAnsi="Times New Roman" w:cs="Times New Roman"/>
-        </w:rPr>
-        <w:t xml:space="preserve"> </w:t>
+        <w:t xml:space="preserve">The Animal Shelter Dashboard had the MongoDB username and password directly in the source code, and there also weren’t many rules at the database level stopping bad information from being stored. </w:t>
       </w:r>
       <w:r>
         <w:rPr>
@@ -1306,6 +1300,7 @@
   <w:style w:type="character" w:default="1" w:styleId="DefaultParagraphFont">
     <w:name w:val="Default Paragraph Font"/>
     <w:uiPriority w:val="1"/>
+    <w:semiHidden/>
     <w:unhideWhenUsed/>
   </w:style>
   <w:style w:type="table" w:default="1" w:styleId="TableNormal">
